--- a/zht/docx/62.content.docx
+++ b/zht/docx/62.content.docx
@@ -28,22 +28,6 @@
       </w:r>
     </w:p>
     <w:p>
-      <w:pPr>
-        <w:pStyle w:val="Heading2"/>
-      </w:pPr>
-      <w:r>
-        <w:rPr>
-          <w:lang w:val="zh_TW" w:bidi="zh_TW"/>
-        </w:rPr>
-        <w:t>License Information</w:t>
-      </w:r>
-      <w:r>
-        <w:rPr>
-          <w:lang w:val="zh_TW" w:bidi="zh_TW"/>
-        </w:rPr>
-      </w:r>
-    </w:p>
-    <w:p>
       <w:pPr/>
       <w:r>
         <w:rPr>
@@ -55,86 +39,37 @@
           <w:b/>
           <w:lang w:val="zh_TW" w:bidi="zh_TW"/>
         </w:rPr>
-        <w:t>翻譯筆記 (unfoldingWord)</w:t>
-      </w:r>
-      <w:r>
-        <w:rPr>
-          <w:lang w:val="zh_TW" w:bidi="zh_TW"/>
-        </w:rPr>
-        <w:t xml:space="preserve"> (Chinese (Traditional)) is based on</w:t>
-      </w:r>
-      <w:r>
-        <w:rPr>
-          <w:lang w:val="zh_TW" w:bidi="zh_TW"/>
-        </w:rPr>
-        <w:t xml:space="preserve">: </w:t>
-      </w:r>
-      <w:r>
-        <w:rPr>
-          <w:lang w:val="zh_TW" w:bidi="zh_TW"/>
-        </w:rPr>
         <w:t>unfoldingWord® Translation Notes</w:t>
       </w:r>
       <w:r>
         <w:rPr>
           <w:lang w:val="zh_TW" w:bidi="zh_TW"/>
         </w:rPr>
-        <w:t xml:space="preserve">, </w:t>
-      </w:r>
-      <w:hyperlink r:id="rId13">
-        <w:r>
-          <w:rPr>
-            <w:lang w:val="zh_TW" w:bidi="zh_TW"/>
-          </w:rPr>
-          <w:rPr>
-            <w:color w:val="0000EE"/>
-            <w:u w:val="single"/>
-          </w:rPr>
-          <w:t>unfoldingWord</w:t>
-        </w:r>
-      </w:hyperlink>
-      <w:r>
-        <w:rPr>
-          <w:lang w:val="zh_TW" w:bidi="zh_TW"/>
-        </w:rPr>
-        <w:t xml:space="preserve">, 2022, which is licensed under a </w:t>
-      </w:r>
-      <w:hyperlink r:id="rId14">
-        <w:r>
-          <w:rPr>
-            <w:lang w:val="zh_TW" w:bidi="zh_TW"/>
-          </w:rPr>
-          <w:rPr>
-            <w:color w:val="0000EE"/>
-            <w:u w:val="single"/>
-          </w:rPr>
-          <w:t>CC BY-SA 4.0 license</w:t>
-        </w:r>
-      </w:hyperlink>
-      <w:r>
-        <w:rPr>
-          <w:lang w:val="zh_TW" w:bidi="zh_TW"/>
-        </w:rPr>
-        <w:t>.</w:t>
-      </w:r>
-      <w:r>
-        <w:rPr>
-          <w:lang w:val="zh_TW" w:bidi="zh_TW"/>
-        </w:rPr>
-      </w:r>
-    </w:p>
-    <w:p>
-      <w:pPr/>
-      <w:r>
-        <w:rPr>
-          <w:lang w:val="zh_TW" w:bidi="zh_TW"/>
-        </w:rPr>
-      </w:r>
-      <w:r>
-        <w:rPr>
-          <w:lang w:val="zh_TW" w:bidi="zh_TW"/>
-        </w:rPr>
-        <w:t>This PDF version is provided under the same license.</w:t>
+        <w:t xml:space="preserve"> © 2022 unfoldingWord. Released under CC BY-SA 4.0 license. </w:t>
+      </w:r>
+      <w:r>
+        <w:rPr>
+          <w:lang w:val="zh_TW" w:bidi="zh_TW"/>
+        </w:rPr>
+        <w:t>unfoldingWord® Translation Notes</w:t>
+      </w:r>
+      <w:r>
+        <w:rPr>
+          <w:lang w:val="zh_TW" w:bidi="zh_TW"/>
+        </w:rPr>
+        <w:t xml:space="preserve"> has been adapted in the following languages: Tok Pisin, Arabic (عربي), French (Français), Hindi (हिंदी), Indonesian (Bahasa Indonesia), Portuguese (Português), Russian (Русский), Spanish (Español), Swahili (Kiswahili), and Simplified Chinese (简体中文) from </w:t>
+      </w:r>
+      <w:r>
+        <w:rPr>
+          <w:lang w:val="zh_TW" w:bidi="zh_TW"/>
+        </w:rPr>
+        <w:t>unfoldingWord® Translation Notes</w:t>
+      </w:r>
+      <w:r>
+        <w:rPr>
+          <w:lang w:val="zh_TW" w:bidi="zh_TW"/>
+        </w:rPr>
+        <w:t xml:space="preserve"> © 2022 unfoldingWord. Released under CC BY-SA 4.0 license by Mission Mutual</w:t>
       </w:r>
       <w:r>
         <w:rPr>
@@ -809,7 +744,7 @@
         </w:rPr>
         <w:t>如果譯者每次都試圖使用完全相同的詞語和表達方式，他們可能會發現很難在自己的語言中表達出這些意思。例如，在</w:t>
       </w:r>
-      <w:hyperlink r:id="rId15">
+      <w:hyperlink r:id="rId13">
         <w:r>
           <w:rPr>
             <w:lang w:val="zh_TW" w:bidi="zh_TW"/>
@@ -827,7 +762,7 @@
         </w:rPr>
         <w:t>中，當約翰談到信徒「留在」神裡面時，他想表達的是信徒與神在屬靈上的合一。因此，某些英文譯本說信徒「享有神的生命」。再舉一個例子，</w:t>
       </w:r>
-      <w:hyperlink r:id="rId16">
+      <w:hyperlink r:id="rId14">
         <w:r>
           <w:rPr>
             <w:lang w:val="zh_TW" w:bidi="zh_TW"/>
@@ -870,7 +805,7 @@
         </w:rPr>
         <w:t>在這封信的幾個地方，約翰使用了一個詞語，某些英文譯本通常將它翻譯為「顯現」。這在希臘文中實際上是一種被動的動詞形式，但正如這類形式的動詞在希臘文中經常發生的情況一樣，它可以具有主動的意思。當它具有主動的意思時，重要的是要認識到，它的意思不僅僅是「顯現」這個詞可能暗示的「看上去是在那裏」。相反，它意味著「來到那裏」。另一部新約聖經書卷哥林多後書使用這個詞語時，很好地說明了這一點。保羅在哥林多後書</w:t>
       </w:r>
-      <w:hyperlink r:id="rId17">
+      <w:hyperlink r:id="rId15">
         <w:r>
           <w:rPr>
             <w:lang w:val="zh_TW" w:bidi="zh_TW"/>
@@ -902,7 +837,7 @@
         </w:rPr>
         <w:t>在整封書信中，是以主動形式還是以被動形式來解釋約翰使用的「顯現」這個詞，這是一個微妙的問題。例如，在</w:t>
       </w:r>
-      <w:hyperlink r:id="rId18">
+      <w:hyperlink r:id="rId16">
         <w:r>
           <w:rPr>
             <w:lang w:val="zh_TW" w:bidi="zh_TW"/>
@@ -1241,7 +1176,7 @@
         </w:rPr>
         <w:t>約翰在</w:t>
       </w:r>
-      <w:hyperlink r:id="rId19">
+      <w:hyperlink r:id="rId17">
         <w:r>
           <w:rPr>
             <w:lang w:val="zh_TW" w:bidi="zh_TW"/>
@@ -1296,7 +1231,7 @@
         </w:rPr>
         <w:t>像這個時期的許多希臘作品一樣，出於寫作風格的目的，這封書信以一個非常長的句子開始。它從</w:t>
       </w:r>
-      <w:hyperlink r:id="rId19">
+      <w:hyperlink r:id="rId17">
         <w:r>
           <w:rPr>
             <w:lang w:val="zh_TW" w:bidi="zh_TW"/>
@@ -1314,7 +1249,7 @@
         </w:rPr>
         <w:t>的開頭延續到</w:t>
       </w:r>
-      <w:hyperlink r:id="rId20">
+      <w:hyperlink r:id="rId18">
         <w:r>
           <w:rPr>
             <w:lang w:val="zh_TW" w:bidi="zh_TW"/>
@@ -1388,7 +1323,7 @@
         </w:rPr>
         <w:t>另一種方法也可能效果良好，且不需要使用經文橋接，就是保持短語的現有順序，但在經節分隔處將句子分成三部分。如果這樣做，你也可以在</w:t>
       </w:r>
-      <w:hyperlink r:id="rId19">
+      <w:hyperlink r:id="rId17">
         <w:r>
           <w:rPr>
             <w:lang w:val="zh_TW" w:bidi="zh_TW"/>
@@ -1406,7 +1341,7 @@
         </w:rPr>
         <w:t>的開頭而非結尾翻譯「關於生命之道」這個片語，並將其作為本書信的主題引入。否則，你的讀者可能會一直到</w:t>
       </w:r>
-      <w:hyperlink r:id="rId21">
+      <w:hyperlink r:id="rId19">
         <w:r>
           <w:rPr>
             <w:lang w:val="zh_TW" w:bidi="zh_TW"/>
@@ -1446,7 +1381,7 @@
           <w:lang w:val="zh_TW" w:bidi="zh_TW"/>
         </w:rPr>
       </w:r>
-      <w:hyperlink r:id="rId22">
+      <w:hyperlink r:id="rId20">
         <w:r>
           <w:rPr>
             <w:lang w:val="zh_TW" w:bidi="zh_TW"/>
@@ -1501,7 +1436,7 @@
         </w:rPr>
         <w:t>在</w:t>
       </w:r>
-      <w:hyperlink r:id="rId21">
+      <w:hyperlink r:id="rId19">
         <w:r>
           <w:rPr>
             <w:lang w:val="zh_TW" w:bidi="zh_TW"/>
@@ -1648,7 +1583,7 @@
         </w:rPr>
         <w:t>為了呈現約翰在</w:t>
       </w:r>
-      <w:hyperlink r:id="rId23">
+      <w:hyperlink r:id="rId21">
         <w:r>
           <w:rPr>
             <w:lang w:val="zh_TW" w:bidi="zh_TW"/>
@@ -1702,7 +1637,7 @@
         </w:rPr>
         <w:t>在</w:t>
       </w:r>
-      <w:hyperlink r:id="rId24">
+      <w:hyperlink r:id="rId22">
         <w:r>
           <w:rPr>
             <w:lang w:val="zh_TW" w:bidi="zh_TW"/>
@@ -1720,7 +1655,7 @@
         </w:rPr>
         <w:t>和</w:t>
       </w:r>
-      <w:hyperlink r:id="rId25">
+      <w:hyperlink r:id="rId23">
         <w:r>
           <w:rPr>
             <w:lang w:val="zh_TW" w:bidi="zh_TW"/>
@@ -1793,7 +1728,7 @@
           <w:lang w:val="zh_TW" w:bidi="zh_TW"/>
         </w:rPr>
       </w:r>
-      <w:hyperlink r:id="rId26">
+      <w:hyperlink r:id="rId24">
         <w:r>
           <w:rPr>
             <w:lang w:val="zh_TW" w:bidi="zh_TW"/>
@@ -2010,7 +1945,7 @@
         </w:rPr>
         <w:t>這並不意味著保守我們的救恩取決於做某些工作。相反地，約翰是在描述他在</w:t>
       </w:r>
-      <w:hyperlink r:id="rId27">
+      <w:hyperlink r:id="rId25">
         <w:r>
           <w:rPr>
             <w:lang w:val="zh_TW" w:bidi="zh_TW"/>
@@ -2071,7 +2006,7 @@
           <w:lang w:val="zh_TW" w:bidi="zh_TW"/>
         </w:rPr>
       </w:r>
-      <w:hyperlink r:id="rId28">
+      <w:hyperlink r:id="rId26">
         <w:r>
           <w:rPr>
             <w:lang w:val="zh_TW" w:bidi="zh_TW"/>
@@ -2301,7 +2236,7 @@
           <w:lang w:val="zh_TW" w:bidi="zh_TW"/>
         </w:rPr>
       </w:r>
-      <w:hyperlink r:id="rId29">
+      <w:hyperlink r:id="rId27">
         <w:r>
           <w:rPr>
             <w:lang w:val="zh_TW" w:bidi="zh_TW"/>
@@ -2452,7 +2387,7 @@
         </w:rPr>
         <w:t>約翰使用這個片語的意思並不十分清楚。「死」一詞可能是指身體的死亡或是屬靈的死亡，即永遠與神分離。請參考</w:t>
       </w:r>
-      <w:hyperlink r:id="rId30">
+      <w:hyperlink r:id="rId28">
         <w:r>
           <w:rPr>
             <w:lang w:val="zh_TW" w:bidi="zh_TW"/>
@@ -2556,7 +2491,7 @@
         </w:rPr>
         <w:t>在</w:t>
       </w:r>
-      <w:hyperlink r:id="rId31">
+      <w:hyperlink r:id="rId29">
         <w:r>
           <w:rPr>
             <w:lang w:val="zh_TW" w:bidi="zh_TW"/>
@@ -2606,7 +2541,7 @@
           <w:lang w:val="zh_TW" w:bidi="zh_TW"/>
         </w:rPr>
       </w:r>
-      <w:hyperlink r:id="rId32">
+      <w:hyperlink r:id="rId30">
         <w:r>
           <w:rPr>
             <w:lang w:val="zh_TW" w:bidi="zh_TW"/>

--- a/zht/docx/62.content.docx
+++ b/zht/docx/62.content.docx
@@ -28,6 +28,22 @@
       </w:r>
     </w:p>
     <w:p>
+      <w:pPr>
+        <w:pStyle w:val="Heading2"/>
+      </w:pPr>
+      <w:r>
+        <w:rPr>
+          <w:lang w:val="zh_TW" w:bidi="zh_TW"/>
+        </w:rPr>
+        <w:t>License Information</w:t>
+      </w:r>
+      <w:r>
+        <w:rPr>
+          <w:lang w:val="zh_TW" w:bidi="zh_TW"/>
+        </w:rPr>
+      </w:r>
+    </w:p>
+    <w:p>
       <w:pPr/>
       <w:r>
         <w:rPr>
@@ -39,37 +55,86 @@
           <w:b/>
           <w:lang w:val="zh_TW" w:bidi="zh_TW"/>
         </w:rPr>
+        <w:t>翻譯筆記 (unfoldingWord)</w:t>
+      </w:r>
+      <w:r>
+        <w:rPr>
+          <w:lang w:val="zh_TW" w:bidi="zh_TW"/>
+        </w:rPr>
+        <w:t xml:space="preserve"> (Chinese (Traditional)) is based on</w:t>
+      </w:r>
+      <w:r>
+        <w:rPr>
+          <w:lang w:val="zh_TW" w:bidi="zh_TW"/>
+        </w:rPr>
+        <w:t xml:space="preserve">: </w:t>
+      </w:r>
+      <w:r>
+        <w:rPr>
+          <w:lang w:val="zh_TW" w:bidi="zh_TW"/>
+        </w:rPr>
         <w:t>unfoldingWord® Translation Notes</w:t>
       </w:r>
       <w:r>
         <w:rPr>
           <w:lang w:val="zh_TW" w:bidi="zh_TW"/>
         </w:rPr>
-        <w:t xml:space="preserve"> © 2022 unfoldingWord. Released under CC BY-SA 4.0 license. </w:t>
-      </w:r>
-      <w:r>
-        <w:rPr>
-          <w:lang w:val="zh_TW" w:bidi="zh_TW"/>
-        </w:rPr>
-        <w:t>unfoldingWord® Translation Notes</w:t>
-      </w:r>
-      <w:r>
-        <w:rPr>
-          <w:lang w:val="zh_TW" w:bidi="zh_TW"/>
-        </w:rPr>
-        <w:t xml:space="preserve"> has been adapted in the following languages: Tok Pisin, Arabic (عربي), French (Français), Hindi (हिंदी), Indonesian (Bahasa Indonesia), Portuguese (Português), Russian (Русский), Spanish (Español), Swahili (Kiswahili), and Simplified Chinese (简体中文) from </w:t>
-      </w:r>
-      <w:r>
-        <w:rPr>
-          <w:lang w:val="zh_TW" w:bidi="zh_TW"/>
-        </w:rPr>
-        <w:t>unfoldingWord® Translation Notes</w:t>
-      </w:r>
-      <w:r>
-        <w:rPr>
-          <w:lang w:val="zh_TW" w:bidi="zh_TW"/>
-        </w:rPr>
-        <w:t xml:space="preserve"> © 2022 unfoldingWord. Released under CC BY-SA 4.0 license by Mission Mutual</w:t>
+        <w:t xml:space="preserve">, </w:t>
+      </w:r>
+      <w:hyperlink r:id="rId13">
+        <w:r>
+          <w:rPr>
+            <w:lang w:val="zh_TW" w:bidi="zh_TW"/>
+          </w:rPr>
+          <w:rPr>
+            <w:color w:val="0000EE"/>
+            <w:u w:val="single"/>
+          </w:rPr>
+          <w:t>unfoldingWord</w:t>
+        </w:r>
+      </w:hyperlink>
+      <w:r>
+        <w:rPr>
+          <w:lang w:val="zh_TW" w:bidi="zh_TW"/>
+        </w:rPr>
+        <w:t xml:space="preserve">, 2022, which is licensed under a </w:t>
+      </w:r>
+      <w:hyperlink r:id="rId14">
+        <w:r>
+          <w:rPr>
+            <w:lang w:val="zh_TW" w:bidi="zh_TW"/>
+          </w:rPr>
+          <w:rPr>
+            <w:color w:val="0000EE"/>
+            <w:u w:val="single"/>
+          </w:rPr>
+          <w:t>CC BY-SA 4.0 license</w:t>
+        </w:r>
+      </w:hyperlink>
+      <w:r>
+        <w:rPr>
+          <w:lang w:val="zh_TW" w:bidi="zh_TW"/>
+        </w:rPr>
+        <w:t>.</w:t>
+      </w:r>
+      <w:r>
+        <w:rPr>
+          <w:lang w:val="zh_TW" w:bidi="zh_TW"/>
+        </w:rPr>
+      </w:r>
+    </w:p>
+    <w:p>
+      <w:pPr/>
+      <w:r>
+        <w:rPr>
+          <w:lang w:val="zh_TW" w:bidi="zh_TW"/>
+        </w:rPr>
+      </w:r>
+      <w:r>
+        <w:rPr>
+          <w:lang w:val="zh_TW" w:bidi="zh_TW"/>
+        </w:rPr>
+        <w:t>This PDF version is provided under the same license.</w:t>
       </w:r>
       <w:r>
         <w:rPr>
@@ -744,7 +809,7 @@
         </w:rPr>
         <w:t>如果譯者每次都試圖使用完全相同的詞語和表達方式，他們可能會發現很難在自己的語言中表達出這些意思。例如，在</w:t>
       </w:r>
-      <w:hyperlink r:id="rId13">
+      <w:hyperlink r:id="rId15">
         <w:r>
           <w:rPr>
             <w:lang w:val="zh_TW" w:bidi="zh_TW"/>
@@ -762,7 +827,7 @@
         </w:rPr>
         <w:t>中，當約翰談到信徒「留在」神裡面時，他想表達的是信徒與神在屬靈上的合一。因此，某些英文譯本說信徒「享有神的生命」。再舉一個例子，</w:t>
       </w:r>
-      <w:hyperlink r:id="rId14">
+      <w:hyperlink r:id="rId16">
         <w:r>
           <w:rPr>
             <w:lang w:val="zh_TW" w:bidi="zh_TW"/>
@@ -805,7 +870,7 @@
         </w:rPr>
         <w:t>在這封信的幾個地方，約翰使用了一個詞語，某些英文譯本通常將它翻譯為「顯現」。這在希臘文中實際上是一種被動的動詞形式，但正如這類形式的動詞在希臘文中經常發生的情況一樣，它可以具有主動的意思。當它具有主動的意思時，重要的是要認識到，它的意思不僅僅是「顯現」這個詞可能暗示的「看上去是在那裏」。相反，它意味著「來到那裏」。另一部新約聖經書卷哥林多後書使用這個詞語時，很好地說明了這一點。保羅在哥林多後書</w:t>
       </w:r>
-      <w:hyperlink r:id="rId15">
+      <w:hyperlink r:id="rId17">
         <w:r>
           <w:rPr>
             <w:lang w:val="zh_TW" w:bidi="zh_TW"/>
@@ -837,7 +902,7 @@
         </w:rPr>
         <w:t>在整封書信中，是以主動形式還是以被動形式來解釋約翰使用的「顯現」這個詞，這是一個微妙的問題。例如，在</w:t>
       </w:r>
-      <w:hyperlink r:id="rId16">
+      <w:hyperlink r:id="rId18">
         <w:r>
           <w:rPr>
             <w:lang w:val="zh_TW" w:bidi="zh_TW"/>
@@ -1176,7 +1241,7 @@
         </w:rPr>
         <w:t>約翰在</w:t>
       </w:r>
-      <w:hyperlink r:id="rId17">
+      <w:hyperlink r:id="rId19">
         <w:r>
           <w:rPr>
             <w:lang w:val="zh_TW" w:bidi="zh_TW"/>
@@ -1231,7 +1296,7 @@
         </w:rPr>
         <w:t>像這個時期的許多希臘作品一樣，出於寫作風格的目的，這封書信以一個非常長的句子開始。它從</w:t>
       </w:r>
-      <w:hyperlink r:id="rId17">
+      <w:hyperlink r:id="rId19">
         <w:r>
           <w:rPr>
             <w:lang w:val="zh_TW" w:bidi="zh_TW"/>
@@ -1249,7 +1314,7 @@
         </w:rPr>
         <w:t>的開頭延續到</w:t>
       </w:r>
-      <w:hyperlink r:id="rId18">
+      <w:hyperlink r:id="rId20">
         <w:r>
           <w:rPr>
             <w:lang w:val="zh_TW" w:bidi="zh_TW"/>
@@ -1323,7 +1388,7 @@
         </w:rPr>
         <w:t>另一種方法也可能效果良好，且不需要使用經文橋接，就是保持短語的現有順序，但在經節分隔處將句子分成三部分。如果這樣做，你也可以在</w:t>
       </w:r>
-      <w:hyperlink r:id="rId17">
+      <w:hyperlink r:id="rId19">
         <w:r>
           <w:rPr>
             <w:lang w:val="zh_TW" w:bidi="zh_TW"/>
@@ -1341,7 +1406,7 @@
         </w:rPr>
         <w:t>的開頭而非結尾翻譯「關於生命之道」這個片語，並將其作為本書信的主題引入。否則，你的讀者可能會一直到</w:t>
       </w:r>
-      <w:hyperlink r:id="rId19">
+      <w:hyperlink r:id="rId21">
         <w:r>
           <w:rPr>
             <w:lang w:val="zh_TW" w:bidi="zh_TW"/>
@@ -1381,7 +1446,7 @@
           <w:lang w:val="zh_TW" w:bidi="zh_TW"/>
         </w:rPr>
       </w:r>
-      <w:hyperlink r:id="rId20">
+      <w:hyperlink r:id="rId22">
         <w:r>
           <w:rPr>
             <w:lang w:val="zh_TW" w:bidi="zh_TW"/>
@@ -1436,7 +1501,7 @@
         </w:rPr>
         <w:t>在</w:t>
       </w:r>
-      <w:hyperlink r:id="rId19">
+      <w:hyperlink r:id="rId21">
         <w:r>
           <w:rPr>
             <w:lang w:val="zh_TW" w:bidi="zh_TW"/>
@@ -1583,7 +1648,7 @@
         </w:rPr>
         <w:t>為了呈現約翰在</w:t>
       </w:r>
-      <w:hyperlink r:id="rId21">
+      <w:hyperlink r:id="rId23">
         <w:r>
           <w:rPr>
             <w:lang w:val="zh_TW" w:bidi="zh_TW"/>
@@ -1637,7 +1702,7 @@
         </w:rPr>
         <w:t>在</w:t>
       </w:r>
-      <w:hyperlink r:id="rId22">
+      <w:hyperlink r:id="rId24">
         <w:r>
           <w:rPr>
             <w:lang w:val="zh_TW" w:bidi="zh_TW"/>
@@ -1655,7 +1720,7 @@
         </w:rPr>
         <w:t>和</w:t>
       </w:r>
-      <w:hyperlink r:id="rId23">
+      <w:hyperlink r:id="rId25">
         <w:r>
           <w:rPr>
             <w:lang w:val="zh_TW" w:bidi="zh_TW"/>
@@ -1728,7 +1793,7 @@
           <w:lang w:val="zh_TW" w:bidi="zh_TW"/>
         </w:rPr>
       </w:r>
-      <w:hyperlink r:id="rId24">
+      <w:hyperlink r:id="rId26">
         <w:r>
           <w:rPr>
             <w:lang w:val="zh_TW" w:bidi="zh_TW"/>
@@ -1945,7 +2010,7 @@
         </w:rPr>
         <w:t>這並不意味著保守我們的救恩取決於做某些工作。相反地，約翰是在描述他在</w:t>
       </w:r>
-      <w:hyperlink r:id="rId25">
+      <w:hyperlink r:id="rId27">
         <w:r>
           <w:rPr>
             <w:lang w:val="zh_TW" w:bidi="zh_TW"/>
@@ -2006,7 +2071,7 @@
           <w:lang w:val="zh_TW" w:bidi="zh_TW"/>
         </w:rPr>
       </w:r>
-      <w:hyperlink r:id="rId26">
+      <w:hyperlink r:id="rId28">
         <w:r>
           <w:rPr>
             <w:lang w:val="zh_TW" w:bidi="zh_TW"/>
@@ -2236,7 +2301,7 @@
           <w:lang w:val="zh_TW" w:bidi="zh_TW"/>
         </w:rPr>
       </w:r>
-      <w:hyperlink r:id="rId27">
+      <w:hyperlink r:id="rId29">
         <w:r>
           <w:rPr>
             <w:lang w:val="zh_TW" w:bidi="zh_TW"/>
@@ -2387,7 +2452,7 @@
         </w:rPr>
         <w:t>約翰使用這個片語的意思並不十分清楚。「死」一詞可能是指身體的死亡或是屬靈的死亡，即永遠與神分離。請參考</w:t>
       </w:r>
-      <w:hyperlink r:id="rId28">
+      <w:hyperlink r:id="rId30">
         <w:r>
           <w:rPr>
             <w:lang w:val="zh_TW" w:bidi="zh_TW"/>
@@ -2491,7 +2556,7 @@
         </w:rPr>
         <w:t>在</w:t>
       </w:r>
-      <w:hyperlink r:id="rId29">
+      <w:hyperlink r:id="rId31">
         <w:r>
           <w:rPr>
             <w:lang w:val="zh_TW" w:bidi="zh_TW"/>
@@ -2541,7 +2606,7 @@
           <w:lang w:val="zh_TW" w:bidi="zh_TW"/>
         </w:rPr>
       </w:r>
-      <w:hyperlink r:id="rId30">
+      <w:hyperlink r:id="rId32">
         <w:r>
           <w:rPr>
             <w:lang w:val="zh_TW" w:bidi="zh_TW"/>

--- a/zht/docx/62.content.docx
+++ b/zht/docx/62.content.docx
@@ -141,13 +141,6 @@
         <w:rPr>
           <w:lang w:val="zh_TW" w:bidi="zh_TW"/>
         </w:rPr>
-      </w:r>
-      <w:r>
-        <w:rPr>
-          <w:i/>
-          <w:lang w:val="zh_TW" w:bidi="zh_TW"/>
-        </w:rPr>
-        <w:t>約翰壹書導論, 約翰壹書 - 第一章簡介, 約翰一書 - 第二章簡介, 約翰一書 - 第三章簡介, 約翰一書 - 第四章簡介, 約翰一書 - 第五章簡介</w:t>
       </w:r>
       <w:r>
         <w:rPr>

--- a/zht/docx/62.content.docx
+++ b/zht/docx/62.content.docx
@@ -128,19 +128,6 @@
           <w:lang w:val="zh_TW" w:bidi="zh_TW"/>
         </w:rPr>
         <w:t>1JN</w:t>
-      </w:r>
-      <w:r>
-        <w:rPr>
-          <w:lang w:val="zh_TW" w:bidi="zh_TW"/>
-        </w:rPr>
-      </w:r>
-    </w:p>
-    <w:p>
-      <w:pPr/>
-      <w:r>
-        <w:rPr>
-          <w:lang w:val="zh_TW" w:bidi="zh_TW"/>
-        </w:rPr>
       </w:r>
       <w:r>
         <w:rPr>

--- a/zht/docx/62.content.docx
+++ b/zht/docx/62.content.docx
@@ -19,7 +19,7 @@
         <w:rPr>
           <w:lang w:val="zh_TW" w:bidi="zh_TW"/>
         </w:rPr>
-        <w:t>Resource: 翻譯筆記 (unfoldingWord)</w:t>
+        <w:t>Resource: unfoldingWord® Translation Notes</w:t>
       </w:r>
       <w:r>
         <w:rPr>
@@ -90,7 +90,7 @@
         <w:rPr>
           <w:lang w:val="zh_TW" w:bidi="zh_TW"/>
         </w:rPr>
-        <w:t>翻譯筆記 (unfoldingWord)</w:t>
+        <w:t>unfoldingWord® Translation Notes</w:t>
       </w:r>
     </w:p>
     <w:p>

--- a/zht/docx/62.content.docx
+++ b/zht/docx/62.content.docx
@@ -2365,7 +2365,7 @@
         <w:rPr>
           <w:lang w:val="zh_TW" w:bidi="zh_TW"/>
         </w:rPr>
-        <w:t>約翰使用這個片語的意思並不十分清楚。「死」一詞可能是指身體的死亡或是屬靈的死亡，即永遠與神分離。請參考</w:t>
+        <w:t>在此語境下，這段文字所提到的「死」是指靈性的死亡，亦即與神永遠的分開。然而，約翰在此所指的「罪」究竟為何，並不完全清楚。約翰指的可能並非某個特定的罪行，而是某特定類別的罪。結合本封書信的背景來看，他指的極有可能是那些假教師所犯的罪——他們否認耶穌是神的兒子、否認祂道成肉身，並拒絕祂的赦免。詳情請參考</w:t>
       </w:r>
       <w:hyperlink r:id="rId28">
         <w:r>
